--- a/Huong_dan_code_va_repo.docx
+++ b/Huong_dan_code_va_repo.docx
@@ -6,6 +6,7 @@
     <w:p>
       <w:pPr>
         <w:pStyle w:val="Heading1"/>
+        <w:keepNext/>
       </w:pPr>
       <w:r>
         <w:t xml:space="preserve">Hướng dẫn viết code và đưa lên repo – Project 3 ĐSTT</w:t>
@@ -36,6 +37,7 @@
     <w:p>
       <w:pPr>
         <w:pStyle w:val="Heading2"/>
+        <w:keepNext/>
       </w:pPr>
       <w:r>
         <w:t xml:space="preserve">1. Nguyên tắc chống xung đột (quan trọng nhất)</w:t>
@@ -275,6 +277,7 @@
     <w:p>
       <w:pPr>
         <w:pStyle w:val="Heading2"/>
+        <w:keepNext/>
       </w:pPr>
       <w:r>
         <w:t xml:space="preserve">2. Chuẩn bị (làm một lần)</w:t>
@@ -504,6 +507,7 @@
     <w:p>
       <w:pPr>
         <w:pStyle w:val="Heading2"/>
+        <w:keepNext/>
       </w:pPr>
       <w:r>
         <w:t xml:space="preserve">3. Tạo file của mình</w:t>
@@ -518,56 +522,96 @@
         <w:pStyle w:val="Compact"/>
       </w:pPr>
       <w:r>
-        <w:t xml:space="preserve">Chép file</w:t>
-      </w:r>
-      <w:r>
-        <w:t xml:space="preserve"> </w:t>
-      </w:r>
-      <w:r>
-        <w:rPr>
-          <w:rStyle w:val="VerbatimChar"/>
+        <w:t xml:space="preserve">Tạo file mới trong</w:t>
+      </w:r>
+      <w:r>
+        <w:t xml:space="preserve"> </w:t>
+      </w:r>
+      <w:r>
+        <w:rPr>
+          <w:rStyle w:val="VerbatimChar"/>
+        </w:rPr>
+        <w:t xml:space="preserve">01_Parts/</w:t>
+      </w:r>
+      <w:r>
+        <w:t xml:space="preserve">, đặt tên theo bảng dưới. Mở</w:t>
+      </w:r>
+      <w:r>
+        <w:t xml:space="preserve"> </w:t>
+      </w:r>
+      <w:r>
+        <w:rPr>
+          <w:rStyle w:val="VerbatimChar"/>
+        </w:rPr>
+        <w:t xml:space="preserve">01_Parts/part2.py</w:t>
+      </w:r>
+      <w:r>
+        <w:t xml:space="preserve"> </w:t>
+      </w:r>
+      <w:r>
+        <w:t xml:space="preserve">của TV2, chép</w:t>
+      </w:r>
+      <w:r>
+        <w:t xml:space="preserve"> </w:t>
+      </w:r>
+      <w:r>
+        <w:rPr>
           <w:bCs/>
           <w:b/>
         </w:rPr>
-        <w:t xml:space="preserve">mau_partX.py</w:t>
-      </w:r>
-      <w:r>
-        <w:t xml:space="preserve"> </w:t>
-      </w:r>
-      <w:r>
-        <w:t xml:space="preserve">(ở thư mục gốc repo) vào</w:t>
-      </w:r>
-      <w:r>
-        <w:t xml:space="preserve"> </w:t>
-      </w:r>
-      <w:r>
-        <w:rPr>
-          <w:rStyle w:val="VerbatimChar"/>
-        </w:rPr>
-        <w:t xml:space="preserve">01_Parts/</w:t>
-      </w:r>
-      <w:r>
-        <w:t xml:space="preserve">, đổi tên thành file của mình:</w:t>
+        <w:t xml:space="preserve">từ dòng đầu đến hết</w:t>
+      </w:r>
+      <w:r>
+        <w:rPr>
+          <w:bCs/>
+          <w:b/>
+        </w:rPr>
+        <w:t xml:space="preserve"> </w:t>
+      </w:r>
+      <w:r>
+        <w:rPr>
+          <w:rStyle w:val="VerbatimChar"/>
+          <w:bCs/>
+          <w:b/>
+        </w:rPr>
+        <w:t xml:space="preserve">m, n, l = ImJPG.shape</w:t>
+      </w:r>
+      <w:r>
+        <w:t xml:space="preserve"> </w:t>
+      </w:r>
+      <w:r>
+        <w:t xml:space="preserve">(phần đầu file chung) vào đầu file của mình:</w:t>
       </w:r>
     </w:p>
     <w:tbl>
       <w:tblPr>
         <w:tblStyle w:val="Table"/>
         <w:tblW w:type="auto" w:w="0"/>
+        <w:tblLayout w:type="fixed"/>
         <w:tblLook w:firstRow="1" w:lastRow="0" w:firstColumn="0" w:lastColumn="0" w:noHBand="0" w:noVBand="0" w:val="0020"/>
         <w:jc w:val="start"/>
+        <w:tblBorders>
+          <w:top w:val="single" w:sz="4" w:color="BBBBBB"/>
+          <w:left w:val="single" w:sz="4" w:color="BBBBBB"/>
+          <w:bottom w:val="single" w:sz="4" w:color="BBBBBB"/>
+          <w:right w:val="single" w:sz="4" w:color="BBBBBB"/>
+          <w:insideH w:val="single" w:sz="4" w:color="BBBBBB"/>
+          <w:insideV w:val="single" w:sz="4" w:color="BBBBBB"/>
+        </w:tblBorders>
       </w:tblPr>
       <w:tblGrid>
-        <w:gridCol w:w="2640"/>
-        <w:gridCol w:w="2640"/>
-        <w:gridCol w:w="2640"/>
+        <w:gridCol w:w="3311"/>
+        <w:gridCol w:w="2592"/>
+        <w:gridCol w:w="4176"/>
       </w:tblGrid>
       <w:tr>
         <w:trPr>
           <w:tblHeader w:val="true"/>
         </w:trPr>
         <w:tc>
-          <w:tcPr/>
+          <w:tcPr>
+            <w:tcW w:type="dxa" w:w="3312"/>
+          </w:tcPr>
           <w:p>
             <w:pPr>
               <w:pStyle w:val="Compact"/>
@@ -579,7 +623,9 @@
           </w:p>
         </w:tc>
         <w:tc>
-          <w:tcPr/>
+          <w:tcPr>
+            <w:tcW w:type="dxa" w:w="2592"/>
+          </w:tcPr>
           <w:p>
             <w:pPr>
               <w:pStyle w:val="Compact"/>
@@ -591,7 +637,9 @@
           </w:p>
         </w:tc>
         <w:tc>
-          <w:tcPr/>
+          <w:tcPr>
+            <w:tcW w:type="dxa" w:w="4176"/>
+          </w:tcPr>
           <w:p>
             <w:pPr>
               <w:pStyle w:val="Compact"/>
@@ -605,7 +653,9 @@
       </w:tr>
       <w:tr>
         <w:tc>
-          <w:tcPr/>
+          <w:tcPr>
+            <w:tcW w:type="dxa" w:w="3312"/>
+          </w:tcPr>
           <w:p>
             <w:pPr>
               <w:pStyle w:val="Compact"/>
@@ -617,7 +667,9 @@
           </w:p>
         </w:tc>
         <w:tc>
-          <w:tcPr/>
+          <w:tcPr>
+            <w:tcW w:type="dxa" w:w="2592"/>
+          </w:tcPr>
           <w:p>
             <w:pPr>
               <w:pStyle w:val="Compact"/>
@@ -632,7 +684,9 @@
           </w:p>
         </w:tc>
         <w:tc>
-          <w:tcPr/>
+          <w:tcPr>
+            <w:tcW w:type="dxa" w:w="4176"/>
+          </w:tcPr>
           <w:p>
             <w:pPr>
               <w:pStyle w:val="Compact"/>
@@ -646,7 +700,9 @@
       </w:tr>
       <w:tr>
         <w:tc>
-          <w:tcPr/>
+          <w:tcPr>
+            <w:tcW w:type="dxa" w:w="3312"/>
+          </w:tcPr>
           <w:p>
             <w:pPr>
               <w:pStyle w:val="Compact"/>
@@ -658,7 +714,9 @@
           </w:p>
         </w:tc>
         <w:tc>
-          <w:tcPr/>
+          <w:tcPr>
+            <w:tcW w:type="dxa" w:w="2592"/>
+          </w:tcPr>
           <w:p>
             <w:pPr>
               <w:pStyle w:val="Compact"/>
@@ -673,7 +731,9 @@
           </w:p>
         </w:tc>
         <w:tc>
-          <w:tcPr/>
+          <w:tcPr>
+            <w:tcW w:type="dxa" w:w="4176"/>
+          </w:tcPr>
           <w:p>
             <w:pPr>
               <w:pStyle w:val="Compact"/>
@@ -687,7 +747,9 @@
       </w:tr>
       <w:tr>
         <w:tc>
-          <w:tcPr/>
+          <w:tcPr>
+            <w:tcW w:type="dxa" w:w="3312"/>
+          </w:tcPr>
           <w:p>
             <w:pPr>
               <w:pStyle w:val="Compact"/>
@@ -699,7 +761,9 @@
           </w:p>
         </w:tc>
         <w:tc>
-          <w:tcPr/>
+          <w:tcPr>
+            <w:tcW w:type="dxa" w:w="2592"/>
+          </w:tcPr>
           <w:p>
             <w:pPr>
               <w:pStyle w:val="Compact"/>
@@ -714,7 +778,9 @@
           </w:p>
         </w:tc>
         <w:tc>
-          <w:tcPr/>
+          <w:tcPr>
+            <w:tcW w:type="dxa" w:w="4176"/>
+          </w:tcPr>
           <w:p>
             <w:pPr>
               <w:pStyle w:val="Compact"/>
@@ -728,7 +794,9 @@
       </w:tr>
       <w:tr>
         <w:tc>
-          <w:tcPr/>
+          <w:tcPr>
+            <w:tcW w:type="dxa" w:w="3312"/>
+          </w:tcPr>
           <w:p>
             <w:pPr>
               <w:pStyle w:val="Compact"/>
@@ -740,7 +808,9 @@
           </w:p>
         </w:tc>
         <w:tc>
-          <w:tcPr/>
+          <w:tcPr>
+            <w:tcW w:type="dxa" w:w="2592"/>
+          </w:tcPr>
           <w:p>
             <w:pPr>
               <w:pStyle w:val="Compact"/>
@@ -755,7 +825,9 @@
           </w:p>
         </w:tc>
         <w:tc>
-          <w:tcPr/>
+          <w:tcPr>
+            <w:tcW w:type="dxa" w:w="4176"/>
+          </w:tcPr>
           <w:p>
             <w:pPr>
               <w:pStyle w:val="Compact"/>
@@ -769,7 +841,9 @@
       </w:tr>
       <w:tr>
         <w:tc>
-          <w:tcPr/>
+          <w:tcPr>
+            <w:tcW w:type="dxa" w:w="3312"/>
+          </w:tcPr>
           <w:p>
             <w:pPr>
               <w:pStyle w:val="Compact"/>
@@ -781,7 +855,9 @@
           </w:p>
         </w:tc>
         <w:tc>
-          <w:tcPr/>
+          <w:tcPr>
+            <w:tcW w:type="dxa" w:w="2592"/>
+          </w:tcPr>
           <w:p>
             <w:pPr>
               <w:pStyle w:val="Compact"/>
@@ -796,7 +872,9 @@
           </w:p>
         </w:tc>
         <w:tc>
-          <w:tcPr/>
+          <w:tcPr>
+            <w:tcW w:type="dxa" w:w="4176"/>
+          </w:tcPr>
           <w:p>
             <w:pPr>
               <w:pStyle w:val="Compact"/>
@@ -810,7 +888,9 @@
       </w:tr>
       <w:tr>
         <w:tc>
-          <w:tcPr/>
+          <w:tcPr>
+            <w:tcW w:type="dxa" w:w="3312"/>
+          </w:tcPr>
           <w:p>
             <w:pPr>
               <w:pStyle w:val="Compact"/>
@@ -822,7 +902,9 @@
           </w:p>
         </w:tc>
         <w:tc>
-          <w:tcPr/>
+          <w:tcPr>
+            <w:tcW w:type="dxa" w:w="2592"/>
+          </w:tcPr>
           <w:p>
             <w:pPr>
               <w:pStyle w:val="Compact"/>
@@ -837,7 +919,9 @@
           </w:p>
         </w:tc>
         <w:tc>
-          <w:tcPr/>
+          <w:tcPr>
+            <w:tcW w:type="dxa" w:w="4176"/>
+          </w:tcPr>
           <w:p>
             <w:pPr>
               <w:pStyle w:val="Compact"/>
@@ -851,7 +935,9 @@
       </w:tr>
       <w:tr>
         <w:tc>
-          <w:tcPr/>
+          <w:tcPr>
+            <w:tcW w:type="dxa" w:w="3312"/>
+          </w:tcPr>
           <w:p>
             <w:pPr>
               <w:pStyle w:val="Compact"/>
@@ -863,7 +949,9 @@
           </w:p>
         </w:tc>
         <w:tc>
-          <w:tcPr/>
+          <w:tcPr>
+            <w:tcW w:type="dxa" w:w="2592"/>
+          </w:tcPr>
           <w:p>
             <w:pPr>
               <w:pStyle w:val="Compact"/>
@@ -878,7 +966,9 @@
           </w:p>
         </w:tc>
         <w:tc>
-          <w:tcPr/>
+          <w:tcPr>
+            <w:tcW w:type="dxa" w:w="4176"/>
+          </w:tcPr>
           <w:p>
             <w:pPr>
               <w:pStyle w:val="Compact"/>
@@ -900,7 +990,7 @@
         <w:pStyle w:val="Compact"/>
       </w:pPr>
       <w:r>
-        <w:t xml:space="preserve">Mở file bằng VS Code. File có 3 phần:</w:t>
+        <w:t xml:space="preserve">File của bạn gồm 3 phần:</w:t>
       </w:r>
     </w:p>
     <w:p>
@@ -919,7 +1009,7 @@
         <w:t xml:space="preserve">PHẦN A</w:t>
       </w:r>
       <w:r>
-        <w:t xml:space="preserve">: phần đầu file chung (import, 4 hàm, đọc ảnh).</w:t>
+        <w:t xml:space="preserve">: phần đầu file chung chép từ TV2 (import, 4 hàm, đọc ảnh).</w:t>
       </w:r>
       <w:r>
         <w:t xml:space="preserve"> </w:t>
@@ -975,6 +1065,7 @@
     <w:p>
       <w:pPr>
         <w:pStyle w:val="Heading2"/>
+        <w:keepNext/>
       </w:pPr>
       <w:r>
         <w:t xml:space="preserve">4. Viết code</w:t>
@@ -983,6 +1074,7 @@
     <w:p>
       <w:pPr>
         <w:pStyle w:val="FirstParagraph"/>
+        <w:keepNext/>
       </w:pPr>
       <w:r>
         <w:rPr>
@@ -995,6 +1087,8 @@
     <w:p>
       <w:pPr>
         <w:pStyle w:val="SourceCode"/>
+        <w:keepNext/>
+        <w:keepLines/>
       </w:pPr>
       <w:r>
         <w:rPr>
@@ -1026,6 +1120,7 @@
     <w:p>
       <w:pPr>
         <w:pStyle w:val="BodyText"/>
+        <w:keepNext/>
       </w:pPr>
       <w:r>
         <w:rPr>
@@ -1038,6 +1133,8 @@
     <w:p>
       <w:pPr>
         <w:pStyle w:val="SourceCode"/>
+        <w:keepNext/>
+        <w:keepLines/>
       </w:pPr>
       <w:r>
         <w:rPr>
@@ -1079,7 +1176,7 @@
         <w:rPr>
           <w:rStyle w:val="VerbatimChar"/>
         </w:rPr>
-        <w:t xml:space="preserve">ImJPG_DeleteGreen = apply_filter(ImJPG, DeleteGreenMatrix)</w:t>
+        <w:t xml:space="preserve">ImJPG_DeleteGreen = apply_filter_loop(ImJPG, DeleteGreenMatrix)</w:t>
       </w:r>
       <w:r>
         <w:br/>
@@ -1094,6 +1191,7 @@
     <w:p>
       <w:pPr>
         <w:pStyle w:val="FirstParagraph"/>
+        <w:keepNext/>
       </w:pPr>
       <w:r>
         <w:rPr>
@@ -1112,6 +1210,8 @@
     <w:p>
       <w:pPr>
         <w:pStyle w:val="SourceCode"/>
+        <w:keepNext/>
+        <w:keepLines/>
       </w:pPr>
       <w:r>
         <w:rPr>
@@ -1211,34 +1311,38 @@
         <w:pStyle w:val="Compact"/>
       </w:pPr>
       <w:r>
-        <w:t xml:space="preserve">Mọi bộ lọc ma trận đều gọi</w:t>
-      </w:r>
-      <w:r>
-        <w:t xml:space="preserve"> </w:t>
-      </w:r>
-      <w:r>
-        <w:rPr>
-          <w:rStyle w:val="VerbatimChar"/>
-        </w:rPr>
-        <w:t xml:space="preserve">apply_filter(ImJPG, M)</w:t>
-      </w:r>
-      <w:r>
-        <w:t xml:space="preserve">. Riêng Task 4 dùng</w:t>
-      </w:r>
-      <w:r>
-        <w:t xml:space="preserve"> </w:t>
-      </w:r>
-      <w:r>
-        <w:rPr>
-          <w:rStyle w:val="VerbatimChar"/>
-        </w:rPr>
-        <w:t xml:space="preserve">apply_filter_loop</w:t>
-      </w:r>
-      <w:r>
-        <w:t xml:space="preserve"> </w:t>
-      </w:r>
-      <w:r>
-        <w:t xml:space="preserve">để minh họa vòng lặp.</w:t>
+        <w:rPr>
+          <w:bCs/>
+          <w:b/>
+        </w:rPr>
+        <w:t xml:space="preserve">Mọi task lọc bằng ma trận</w:t>
+      </w:r>
+      <w:r>
+        <w:t xml:space="preserve"> </w:t>
+      </w:r>
+      <w:r>
+        <w:t xml:space="preserve">(Task 4, 5, 6, 7, 8, 10, 11, 12, 13) dùng</w:t>
+      </w:r>
+      <w:r>
+        <w:t xml:space="preserve"> </w:t>
+      </w:r>
+      <w:r>
+        <w:rPr>
+          <w:rStyle w:val="VerbatimChar"/>
+        </w:rPr>
+        <w:t xml:space="preserve">apply_filter_loop(ImJPG, M)</w:t>
+      </w:r>
+      <w:r>
+        <w:t xml:space="preserve">: đi qua từng pixel đúng như code vòng lặp của đề ở Task 4. Task 9 (</w:t>
+      </w:r>
+      <w:r>
+        <w:rPr>
+          <w:rStyle w:val="VerbatimChar"/>
+        </w:rPr>
+        <w:t xml:space="preserve">255 - ImJPG</w:t>
+      </w:r>
+      <w:r>
+        <w:t xml:space="preserve">) và Task 14 (Gamma) không phải nhân ma trận nên viết theo công thức của đề.</w:t>
       </w:r>
     </w:p>
     <w:p>
@@ -1472,6 +1576,7 @@
     <w:p>
       <w:pPr>
         <w:pStyle w:val="Heading2"/>
+        <w:keepNext/>
       </w:pPr>
       <w:r>
         <w:t xml:space="preserve">5. Tự kiểm tra trước khi upload</w:t>
@@ -1550,19 +1655,30 @@
       <w:tblPr>
         <w:tblStyle w:val="Table"/>
         <w:tblW w:type="auto" w:w="0"/>
+        <w:tblLayout w:type="fixed"/>
         <w:tblLook w:firstRow="1" w:lastRow="0" w:firstColumn="0" w:lastColumn="0" w:noHBand="0" w:noVBand="0" w:val="0020"/>
         <w:jc w:val="start"/>
+        <w:tblBorders>
+          <w:top w:val="single" w:sz="4" w:color="BBBBBB"/>
+          <w:left w:val="single" w:sz="4" w:color="BBBBBB"/>
+          <w:bottom w:val="single" w:sz="4" w:color="BBBBBB"/>
+          <w:right w:val="single" w:sz="4" w:color="BBBBBB"/>
+          <w:insideH w:val="single" w:sz="4" w:color="BBBBBB"/>
+          <w:insideV w:val="single" w:sz="4" w:color="BBBBBB"/>
+        </w:tblBorders>
       </w:tblPr>
       <w:tblGrid>
-        <w:gridCol w:w="3960"/>
-        <w:gridCol w:w="3960"/>
+        <w:gridCol w:w="4752"/>
+        <w:gridCol w:w="5328"/>
       </w:tblGrid>
       <w:tr>
         <w:trPr>
           <w:tblHeader w:val="true"/>
         </w:trPr>
         <w:tc>
-          <w:tcPr/>
+          <w:tcPr>
+            <w:tcW w:type="dxa" w:w="4752"/>
+          </w:tcPr>
           <w:p>
             <w:pPr>
               <w:pStyle w:val="Compact"/>
@@ -1574,7 +1690,9 @@
           </w:p>
         </w:tc>
         <w:tc>
-          <w:tcPr/>
+          <w:tcPr>
+            <w:tcW w:type="dxa" w:w="5328"/>
+          </w:tcPr>
           <w:p>
             <w:pPr>
               <w:pStyle w:val="Compact"/>
@@ -1588,7 +1706,9 @@
       </w:tr>
       <w:tr>
         <w:tc>
-          <w:tcPr/>
+          <w:tcPr>
+            <w:tcW w:type="dxa" w:w="4752"/>
+          </w:tcPr>
           <w:p>
             <w:pPr>
               <w:pStyle w:val="Compact"/>
@@ -1600,7 +1720,9 @@
           </w:p>
         </w:tc>
         <w:tc>
-          <w:tcPr/>
+          <w:tcPr>
+            <w:tcW w:type="dxa" w:w="5328"/>
+          </w:tcPr>
           <w:p>
             <w:pPr>
               <w:pStyle w:val="Compact"/>
@@ -1614,7 +1736,9 @@
       </w:tr>
       <w:tr>
         <w:tc>
-          <w:tcPr/>
+          <w:tcPr>
+            <w:tcW w:type="dxa" w:w="4752"/>
+          </w:tcPr>
           <w:p>
             <w:pPr>
               <w:pStyle w:val="Compact"/>
@@ -1626,7 +1750,9 @@
           </w:p>
         </w:tc>
         <w:tc>
-          <w:tcPr/>
+          <w:tcPr>
+            <w:tcW w:type="dxa" w:w="5328"/>
+          </w:tcPr>
           <w:p>
             <w:pPr>
               <w:pStyle w:val="Compact"/>
@@ -1640,7 +1766,9 @@
       </w:tr>
       <w:tr>
         <w:tc>
-          <w:tcPr/>
+          <w:tcPr>
+            <w:tcW w:type="dxa" w:w="4752"/>
+          </w:tcPr>
           <w:p>
             <w:pPr>
               <w:pStyle w:val="Compact"/>
@@ -1652,7 +1780,9 @@
           </w:p>
         </w:tc>
         <w:tc>
-          <w:tcPr/>
+          <w:tcPr>
+            <w:tcW w:type="dxa" w:w="5328"/>
+          </w:tcPr>
           <w:p>
             <w:pPr>
               <w:pStyle w:val="Compact"/>
@@ -1666,7 +1796,9 @@
       </w:tr>
       <w:tr>
         <w:tc>
-          <w:tcPr/>
+          <w:tcPr>
+            <w:tcW w:type="dxa" w:w="4752"/>
+          </w:tcPr>
           <w:p>
             <w:pPr>
               <w:pStyle w:val="Compact"/>
@@ -1678,7 +1810,9 @@
           </w:p>
         </w:tc>
         <w:tc>
-          <w:tcPr/>
+          <w:tcPr>
+            <w:tcW w:type="dxa" w:w="5328"/>
+          </w:tcPr>
           <w:p>
             <w:pPr>
               <w:pStyle w:val="Compact"/>
@@ -1692,7 +1826,9 @@
       </w:tr>
       <w:tr>
         <w:tc>
-          <w:tcPr/>
+          <w:tcPr>
+            <w:tcW w:type="dxa" w:w="4752"/>
+          </w:tcPr>
           <w:p>
             <w:pPr>
               <w:pStyle w:val="Compact"/>
@@ -1704,7 +1840,9 @@
           </w:p>
         </w:tc>
         <w:tc>
-          <w:tcPr/>
+          <w:tcPr>
+            <w:tcW w:type="dxa" w:w="5328"/>
+          </w:tcPr>
           <w:p>
             <w:pPr>
               <w:pStyle w:val="Compact"/>
@@ -1850,33 +1988,6 @@
         <w:pStyle w:val="Compact"/>
       </w:pPr>
       <w:r>
-        <w:t xml:space="preserve">☐ Không còn</w:t>
-      </w:r>
-      <w:r>
-        <w:t xml:space="preserve"> </w:t>
-      </w:r>
-      <w:r>
-        <w:rPr>
-          <w:rStyle w:val="VerbatimChar"/>
-        </w:rPr>
-        <w:t xml:space="preserve">Task 99</w:t>
-      </w:r>
-      <w:r>
-        <w:t xml:space="preserve"> </w:t>
-      </w:r>
-      <w:r>
-        <w:t xml:space="preserve">của file mẫu</w:t>
-      </w:r>
-    </w:p>
-    <w:p>
-      <w:pPr>
-        <w:numPr>
-          <w:ilvl w:val="1"/>
-          <w:numId w:val="1009"/>
-        </w:numPr>
-        <w:pStyle w:val="Compact"/>
-      </w:pPr>
-      <w:r>
         <w:t xml:space="preserve">☐ Không sửa PHẦN A</w:t>
       </w:r>
     </w:p>
@@ -1885,6 +1996,7 @@
     <w:p>
       <w:pPr>
         <w:pStyle w:val="Heading2"/>
+        <w:keepNext/>
       </w:pPr>
       <w:r>
         <w:t xml:space="preserve">6. Đưa file lên repo</w:t>
@@ -2182,6 +2294,7 @@
     <w:p>
       <w:pPr>
         <w:pStyle w:val="Heading2"/>
+        <w:keepNext/>
       </w:pPr>
       <w:r>
         <w:t xml:space="preserve">7. Khi được báo lỗi</w:t>
@@ -2332,6 +2445,7 @@
     <w:p>
       <w:pPr>
         <w:pStyle w:val="Heading2"/>
+        <w:keepNext/>
       </w:pPr>
       <w:r>
         <w:t xml:space="preserve">8. Lỗi thường gặp</w:t>
@@ -2341,20 +2455,31 @@
       <w:tblPr>
         <w:tblStyle w:val="Table"/>
         <w:tblW w:type="auto" w:w="0"/>
+        <w:tblLayout w:type="fixed"/>
         <w:tblLook w:firstRow="1" w:lastRow="0" w:firstColumn="0" w:lastColumn="0" w:noHBand="0" w:noVBand="0" w:val="0020"/>
         <w:jc w:val="start"/>
+        <w:tblBorders>
+          <w:top w:val="single" w:sz="4" w:color="BBBBBB"/>
+          <w:left w:val="single" w:sz="4" w:color="BBBBBB"/>
+          <w:bottom w:val="single" w:sz="4" w:color="BBBBBB"/>
+          <w:right w:val="single" w:sz="4" w:color="BBBBBB"/>
+          <w:insideH w:val="single" w:sz="4" w:color="BBBBBB"/>
+          <w:insideV w:val="single" w:sz="4" w:color="BBBBBB"/>
+        </w:tblBorders>
       </w:tblPr>
       <w:tblGrid>
-        <w:gridCol w:w="2640"/>
-        <w:gridCol w:w="2640"/>
-        <w:gridCol w:w="2640"/>
+        <w:gridCol w:w="3311"/>
+        <w:gridCol w:w="2592"/>
+        <w:gridCol w:w="4176"/>
       </w:tblGrid>
       <w:tr>
         <w:trPr>
           <w:tblHeader w:val="true"/>
         </w:trPr>
         <w:tc>
-          <w:tcPr/>
+          <w:tcPr>
+            <w:tcW w:type="dxa" w:w="3312"/>
+          </w:tcPr>
           <w:p>
             <w:pPr>
               <w:pStyle w:val="Compact"/>
@@ -2366,7 +2491,9 @@
           </w:p>
         </w:tc>
         <w:tc>
-          <w:tcPr/>
+          <w:tcPr>
+            <w:tcW w:type="dxa" w:w="2592"/>
+          </w:tcPr>
           <w:p>
             <w:pPr>
               <w:pStyle w:val="Compact"/>
@@ -2378,7 +2505,9 @@
           </w:p>
         </w:tc>
         <w:tc>
-          <w:tcPr/>
+          <w:tcPr>
+            <w:tcW w:type="dxa" w:w="4176"/>
+          </w:tcPr>
           <w:p>
             <w:pPr>
               <w:pStyle w:val="Compact"/>
@@ -2392,7 +2521,9 @@
       </w:tr>
       <w:tr>
         <w:tc>
-          <w:tcPr/>
+          <w:tcPr>
+            <w:tcW w:type="dxa" w:w="3312"/>
+          </w:tcPr>
           <w:p>
             <w:pPr>
               <w:pStyle w:val="Compact"/>
@@ -2407,7 +2538,9 @@
           </w:p>
         </w:tc>
         <w:tc>
-          <w:tcPr/>
+          <w:tcPr>
+            <w:tcW w:type="dxa" w:w="2592"/>
+          </w:tcPr>
           <w:p>
             <w:pPr>
               <w:pStyle w:val="Compact"/>
@@ -2428,7 +2561,9 @@
           </w:p>
         </w:tc>
         <w:tc>
-          <w:tcPr/>
+          <w:tcPr>
+            <w:tcW w:type="dxa" w:w="4176"/>
+          </w:tcPr>
           <w:p>
             <w:pPr>
               <w:pStyle w:val="Compact"/>
@@ -2457,7 +2592,9 @@
       </w:tr>
       <w:tr>
         <w:tc>
-          <w:tcPr/>
+          <w:tcPr>
+            <w:tcW w:type="dxa" w:w="3312"/>
+          </w:tcPr>
           <w:p>
             <w:pPr>
               <w:pStyle w:val="Compact"/>
@@ -2472,7 +2609,9 @@
           </w:p>
         </w:tc>
         <w:tc>
-          <w:tcPr/>
+          <w:tcPr>
+            <w:tcW w:type="dxa" w:w="2592"/>
+          </w:tcPr>
           <w:p>
             <w:pPr>
               <w:pStyle w:val="Compact"/>
@@ -2484,7 +2623,9 @@
           </w:p>
         </w:tc>
         <w:tc>
-          <w:tcPr/>
+          <w:tcPr>
+            <w:tcW w:type="dxa" w:w="4176"/>
+          </w:tcPr>
           <w:p>
             <w:pPr>
               <w:pStyle w:val="Compact"/>
@@ -2501,7 +2642,9 @@
       </w:tr>
       <w:tr>
         <w:tc>
-          <w:tcPr/>
+          <w:tcPr>
+            <w:tcW w:type="dxa" w:w="3312"/>
+          </w:tcPr>
           <w:p>
             <w:pPr>
               <w:pStyle w:val="Compact"/>
@@ -2516,7 +2659,9 @@
           </w:p>
         </w:tc>
         <w:tc>
-          <w:tcPr/>
+          <w:tcPr>
+            <w:tcW w:type="dxa" w:w="2592"/>
+          </w:tcPr>
           <w:p>
             <w:pPr>
               <w:pStyle w:val="Compact"/>
@@ -2528,7 +2673,9 @@
           </w:p>
         </w:tc>
         <w:tc>
-          <w:tcPr/>
+          <w:tcPr>
+            <w:tcW w:type="dxa" w:w="4176"/>
+          </w:tcPr>
           <w:p>
             <w:pPr>
               <w:pStyle w:val="Compact"/>
@@ -2542,7 +2689,9 @@
       </w:tr>
       <w:tr>
         <w:tc>
-          <w:tcPr/>
+          <w:tcPr>
+            <w:tcW w:type="dxa" w:w="3312"/>
+          </w:tcPr>
           <w:p>
             <w:pPr>
               <w:pStyle w:val="Compact"/>
@@ -2554,7 +2703,9 @@
           </w:p>
         </w:tc>
         <w:tc>
-          <w:tcPr/>
+          <w:tcPr>
+            <w:tcW w:type="dxa" w:w="2592"/>
+          </w:tcPr>
           <w:p>
             <w:pPr>
               <w:pStyle w:val="Compact"/>
@@ -2581,7 +2732,9 @@
           </w:p>
         </w:tc>
         <w:tc>
-          <w:tcPr/>
+          <w:tcPr>
+            <w:tcW w:type="dxa" w:w="4176"/>
+          </w:tcPr>
           <w:p>
             <w:pPr>
               <w:pStyle w:val="Compact"/>
@@ -2604,7 +2757,9 @@
       </w:tr>
       <w:tr>
         <w:tc>
-          <w:tcPr/>
+          <w:tcPr>
+            <w:tcW w:type="dxa" w:w="3312"/>
+          </w:tcPr>
           <w:p>
             <w:pPr>
               <w:pStyle w:val="Compact"/>
@@ -2616,7 +2771,9 @@
           </w:p>
         </w:tc>
         <w:tc>
-          <w:tcPr/>
+          <w:tcPr>
+            <w:tcW w:type="dxa" w:w="2592"/>
+          </w:tcPr>
           <w:p>
             <w:pPr>
               <w:pStyle w:val="Compact"/>
@@ -2652,7 +2809,9 @@
           </w:p>
         </w:tc>
         <w:tc>
-          <w:tcPr/>
+          <w:tcPr>
+            <w:tcW w:type="dxa" w:w="4176"/>
+          </w:tcPr>
           <w:p>
             <w:pPr>
               <w:pStyle w:val="Compact"/>
@@ -2675,7 +2834,9 @@
       </w:tr>
       <w:tr>
         <w:tc>
-          <w:tcPr/>
+          <w:tcPr>
+            <w:tcW w:type="dxa" w:w="3312"/>
+          </w:tcPr>
           <w:p>
             <w:pPr>
               <w:pStyle w:val="Compact"/>
@@ -2687,7 +2848,9 @@
           </w:p>
         </w:tc>
         <w:tc>
-          <w:tcPr/>
+          <w:tcPr>
+            <w:tcW w:type="dxa" w:w="2592"/>
+          </w:tcPr>
           <w:p>
             <w:pPr>
               <w:pStyle w:val="Compact"/>
@@ -2714,14 +2877,16 @@
           </w:p>
         </w:tc>
         <w:tc>
-          <w:tcPr/>
-          <w:p>
-            <w:pPr>
-              <w:pStyle w:val="Compact"/>
-              <w:jc w:val="left"/>
-            </w:pPr>
-            <w:r>
-              <w:t xml:space="preserve">Giữ dòng</w:t>
+          <w:tcPr>
+            <w:tcW w:type="dxa" w:w="4176"/>
+          </w:tcPr>
+          <w:p>
+            <w:pPr>
+              <w:pStyle w:val="Compact"/>
+              <w:jc w:val="left"/>
+            </w:pPr>
+            <w:r>
+              <w:t xml:space="preserve">Thêm một dòng</w:t>
             </w:r>
             <w:r>
               <w:t xml:space="preserve"> </w:t>
@@ -2736,7 +2901,7 @@
               <w:t xml:space="preserve"> </w:t>
             </w:r>
             <w:r>
-              <w:t xml:space="preserve">cuối file mẫu</w:t>
+              <w:t xml:space="preserve">ở cuối file</w:t>
             </w:r>
           </w:p>
         </w:tc>

--- a/Huong_dan_code_va_repo.docx
+++ b/Huong_dan_code_va_repo.docx
@@ -1315,25 +1315,168 @@
           <w:bCs/>
           <w:b/>
         </w:rPr>
-        <w:t xml:space="preserve">Mọi task lọc bằng ma trận</w:t>
-      </w:r>
-      <w:r>
-        <w:t xml:space="preserve"> </w:t>
-      </w:r>
-      <w:r>
-        <w:t xml:space="preserve">(Task 4, 5, 6, 7, 8, 10, 11, 12, 13) dùng</w:t>
-      </w:r>
-      <w:r>
-        <w:t xml:space="preserve"> </w:t>
-      </w:r>
-      <w:r>
-        <w:rPr>
-          <w:rStyle w:val="VerbatimChar"/>
+        <w:t xml:space="preserve">BẮT BUỘC:</w:t>
+      </w:r>
+      <w:r>
+        <w:t xml:space="preserve"> </w:t>
+      </w:r>
+      <w:r>
+        <w:t xml:space="preserve">mọi task lọc bằng ma trận (Task 4, 5, 6, 7, 8, 10, 11, 12, 13)</w:t>
+      </w:r>
+      <w:r>
+        <w:t xml:space="preserve"> </w:t>
+      </w:r>
+      <w:r>
+        <w:rPr>
+          <w:bCs/>
+          <w:b/>
+        </w:rPr>
+        <w:t xml:space="preserve">chỉ được dùng</w:t>
+      </w:r>
+      <w:r>
+        <w:rPr>
+          <w:bCs/>
+          <w:b/>
+        </w:rPr>
+        <w:t xml:space="preserve"> </w:t>
+      </w:r>
+      <w:r>
+        <w:rPr>
+          <w:rStyle w:val="VerbatimChar"/>
+          <w:bCs/>
+          <w:b/>
         </w:rPr>
         <w:t xml:space="preserve">apply_filter_loop(ImJPG, M)</w:t>
       </w:r>
       <w:r>
-        <w:t xml:space="preserve">: đi qua từng pixel đúng như code vòng lặp của đề ở Task 4. Task 9 (</w:t>
+        <w:t xml:space="preserve">.</w:t>
+      </w:r>
+      <w:r>
+        <w:t xml:space="preserve"> </w:t>
+      </w:r>
+      <w:r>
+        <w:rPr>
+          <w:bCs/>
+          <w:b/>
+        </w:rPr>
+        <w:t xml:space="preserve">Không</w:t>
+      </w:r>
+      <w:r>
+        <w:t xml:space="preserve"> </w:t>
+      </w:r>
+      <w:r>
+        <w:t xml:space="preserve">dùng</w:t>
+      </w:r>
+      <w:r>
+        <w:t xml:space="preserve"> </w:t>
+      </w:r>
+      <w:r>
+        <w:rPr>
+          <w:rStyle w:val="VerbatimChar"/>
+        </w:rPr>
+        <w:t xml:space="preserve">apply_filter</w:t>
+      </w:r>
+      <w:r>
+        <w:t xml:space="preserve">,</w:t>
+      </w:r>
+      <w:r>
+        <w:t xml:space="preserve"> </w:t>
+      </w:r>
+      <w:r>
+        <w:rPr>
+          <w:bCs/>
+          <w:b/>
+        </w:rPr>
+        <w:t xml:space="preserve">không</w:t>
+      </w:r>
+      <w:r>
+        <w:t xml:space="preserve"> </w:t>
+      </w:r>
+      <w:r>
+        <w:t xml:space="preserve">tự nhân ma trận cho cả ảnh (</w:t>
+      </w:r>
+      <w:r>
+        <w:rPr>
+          <w:rStyle w:val="VerbatimChar"/>
+        </w:rPr>
+        <w:t xml:space="preserve">img @ M.T</w:t>
+      </w:r>
+      <w:r>
+        <w:t xml:space="preserve">,</w:t>
+      </w:r>
+      <w:r>
+        <w:t xml:space="preserve"> </w:t>
+      </w:r>
+      <w:r>
+        <w:rPr>
+          <w:rStyle w:val="VerbatimChar"/>
+        </w:rPr>
+        <w:t xml:space="preserve">np.dot</w:t>
+      </w:r>
+      <w:r>
+        <w:t xml:space="preserve">). Phần đầu file</w:t>
+      </w:r>
+      <w:r>
+        <w:t xml:space="preserve"> </w:t>
+      </w:r>
+      <w:r>
+        <w:rPr>
+          <w:bCs/>
+          <w:b/>
+        </w:rPr>
+        <w:t xml:space="preserve">không được còn hàm</w:t>
+      </w:r>
+      <w:r>
+        <w:rPr>
+          <w:bCs/>
+          <w:b/>
+        </w:rPr>
+        <w:t xml:space="preserve"> </w:t>
+      </w:r>
+      <w:r>
+        <w:rPr>
+          <w:rStyle w:val="VerbatimChar"/>
+          <w:bCs/>
+          <w:b/>
+        </w:rPr>
+        <w:t xml:space="preserve">apply_filter</w:t>
+      </w:r>
+      <w:r>
+        <w:t xml:space="preserve"> </w:t>
+      </w:r>
+      <w:r>
+        <w:t xml:space="preserve">(bản cũ, không vòng lặp): ai đã chép phải xóa.</w:t>
+      </w:r>
+      <w:r>
+        <w:t xml:space="preserve"> </w:t>
+      </w:r>
+      <w:r>
+        <w:rPr>
+          <w:rStyle w:val="VerbatimChar"/>
+        </w:rPr>
+        <w:t xml:space="preserve">ghep_file.py</w:t>
+      </w:r>
+      <w:r>
+        <w:t xml:space="preserve"> </w:t>
+      </w:r>
+      <w:r>
+        <w:t xml:space="preserve">sẽ báo</w:t>
+      </w:r>
+      <w:r>
+        <w:t xml:space="preserve"> </w:t>
+      </w:r>
+      <w:r>
+        <w:rPr>
+          <w:bCs/>
+          <w:b/>
+        </w:rPr>
+        <w:t xml:space="preserve">[Lỗi]</w:t>
+      </w:r>
+      <w:r>
+        <w:t xml:space="preserve"> </w:t>
+      </w:r>
+      <w:r>
+        <w:t xml:space="preserve">kèm tên người nếu vi phạm. Task 9 (</w:t>
       </w:r>
       <w:r>
         <w:rPr>
@@ -1342,7 +1485,7 @@
         <w:t xml:space="preserve">255 - ImJPG</w:t>
       </w:r>
       <w:r>
-        <w:t xml:space="preserve">) và Task 14 (Gamma) không phải nhân ma trận nên viết theo công thức của đề.</w:t>
+        <w:t xml:space="preserve">) và Task 14 (Gamma) viết theo công thức của đề.</w:t>
       </w:r>
     </w:p>
     <w:p>
